--- a/output/20260928-en-submissions/M1c/stage3/M1_难度可公度性与最优错误率_压缩投稿版_EN_终稿.docx
+++ b/output/20260928-en-submissions/M1c/stage3/M1_难度可公度性与最优错误率_压缩投稿版_EN_终稿.docx
@@ -15,7 +15,7 @@
           <w:color w:val="000000"/>
           <w:sz w:val="36"/>
         </w:rPr>
-        <w:t>Difficulty Commensurability and the Optimal Error Rate</w:t>
+        <w:t>Commensurability of Difficulty Scales: An Instability Proposition and Its Test on assist09</w:t>
       </w:r>
     </w:p>
     <w:p>
@@ -64,7 +64,46 @@
         <w:rPr>
           <w:sz w:val="22"/>
         </w:rPr>
-        <w:t>AI-Assisted Writing Disclosure. This manuscript was prepared with the assistance of a large language model (LLM) used strictly as a language-polishing and drafting aid. No LLM authored scientific content or made any analytical, statistical, or experimental decision; all results, claims, and numerical values were produced by the authors' own experiments, simulations, and scripts. The LLM was not used to generate data, analyses, or conclusions.</w:t>
+        <w:t xml:space="preserve">AI-Assisted Writing Disclosure.This manuscript was prepared with the assistance of large language models (LLMs) and AI coding agents.These tools were used, to varying extents, for: (i) generating and editing analysis scripts; (ii) executing and re-running experiments; (iii) drafting, translating and polishing manuscript text; (iv) drafting internal revision-tracking documents.The claim made in an earlier version of this disclosure — that the LLM "was used strictly as a language-polishing and drafting aid" and that no LLM participated in analytical, statistical or experimental work — </w:t>
+      </w:r>
+      <w:r>
+        <w:rPr>
+          <w:b/>
+          <w:sz w:val="22"/>
+        </w:rPr>
+        <w:t>has been withdrawn</w:t>
+      </w:r>
+      <w:r>
+        <w:rPr>
+          <w:sz w:val="22"/>
+        </w:rPr>
+        <w:t>, because it is not consistent with the traces visible in the accompanying repository (supervisor's review §2.3, 2026-09-29).</w:t>
+      </w:r>
+    </w:p>
+    <w:p>
+      <w:pPr>
+        <w:spacing w:after="44"/>
+        <w:ind w:firstLine="0"/>
+        <w:jc w:val="center"/>
+      </w:pPr>
+      <w:r>
+        <w:rPr>
+          <w:sz w:val="22"/>
+        </w:rPr>
+        <w:t xml:space="preserve">The per-task division of work between the author and these tools, and the scope of the author's own verification of each tool output, is recorded by the author in the role-and-tools table of the dissertation proposal (§10.1) and will be stated here in its final form before submission.The corresponding author has </w:t>
+      </w:r>
+      <w:r>
+        <w:rPr>
+          <w:b/>
+          <w:sz w:val="22"/>
+        </w:rPr>
+        <w:t>not</w:t>
+      </w:r>
+      <w:r>
+        <w:rPr>
+          <w:sz w:val="22"/>
+        </w:rPr>
+        <w:t xml:space="preserve"> yet reviewed and approved this disclosure; accordingly, and per review §10, the corresponding author's name is withheld from this manuscript until the final version is approved.All numerical results reported here were produced by the scripts in the accompanying repository and are reproducible from them.</w:t>
       </w:r>
     </w:p>
     <w:p>
@@ -176,13 +215,65 @@
           <w:b/>
           <w:sz w:val="21"/>
         </w:rPr>
+        <w:t>Qualification (review §3.2 ③): when the criterion quantity is success rate, the success-rate estimator's dominance at large samples is design-expected; fusion's role is rank stabilisation at small samples.</w:t>
+      </w:r>
+      <w:r>
+        <w:rPr>
+          <w:sz w:val="21"/>
+        </w:rPr>
+        <w:t xml:space="preserve"> </w:t>
+      </w:r>
+      <w:r>
+        <w:rPr>
+          <w:b/>
+          <w:sz w:val="21"/>
+        </w:rPr>
         <w:t>Third, we give descriptive evidence on the optimal error rate.</w:t>
       </w:r>
       <w:r>
         <w:rPr>
           <w:sz w:val="21"/>
         </w:rPr>
-        <w:t xml:space="preserve"> On assist09 the sliding-window error-rate distribution (W = 20, n = 286,150 windows) has only 21 discrete support points, mean 0.3511, median 0.30, and a single-value mode at error rate 0.25 (success 75%, 30,899 windows); the 80–85% success band occupies only 19.64%.Together with a preregistered AIPW/DR analysis that detects no internal optimum, this supports neither the 15.87% rule nor the claim that the measured mode falls in the 80–85% band.</w:t>
+        <w:t xml:space="preserve"> On assist09 the sliding-window error-rate distribution (W = 20, n = 286,150 windows) has only 21 discrete support points, mean 0.3511, median 0.30, and a single-value mode at error rate 0.25 (success 75%, 30,899 windows); the 80–85% success band occupies only 19.64%.</w:t>
+      </w:r>
+    </w:p>
+    <w:p>
+      <w:pPr>
+        <w:spacing w:line="300" w:lineRule="auto" w:after="105"/>
+        <w:ind w:firstLine="0"/>
+        <w:jc w:val="both"/>
+      </w:pPr>
+      <w:r>
+        <w:rPr>
+          <w:sz w:val="21"/>
+        </w:rPr>
+        <w:t xml:space="preserve">Together with the fact that the 80–85% success band occupies only 19.64% of windows, this locates where the system actually operates.It is a distribution of </w:t>
+      </w:r>
+      <w:r>
+        <w:rPr>
+          <w:b/>
+          <w:sz w:val="21"/>
+        </w:rPr>
+        <w:t>experienced difficulty</w:t>
+      </w:r>
+      <w:r>
+        <w:rPr>
+          <w:sz w:val="21"/>
+        </w:rPr>
+        <w:t xml:space="preserve"> — the joint product of how ASSISTments allocates items and how capable its students are — </w:t>
+      </w:r>
+      <w:r>
+        <w:rPr>
+          <w:b/>
+          <w:sz w:val="21"/>
+        </w:rPr>
+        <w:t>not a test of the optimal error rate</w:t>
+      </w:r>
+      <w:r>
+        <w:rPr>
+          <w:sz w:val="21"/>
+        </w:rPr>
+        <w:t>; about whether the 85% rule holds for real learners, this paper can say nothing.The preregistered causal analysis that would have borne on that question has been removed from this paper (§8.2).</w:t>
       </w:r>
     </w:p>
     <w:p>
@@ -306,7 +397,7 @@
         <w:t>srw7</w:t>
       </w:r>
       <w:r>
-        <w:t xml:space="preserve"> with λ*(k) shrinkage).(iv) We provide descriptive evidence on the optimal error rate that supports neither the 15.87% rule nor the 80–85% band claim.</w:t>
+        <w:t xml:space="preserve"> with λ*(k) shrinkage).</w:t>
       </w:r>
     </w:p>
     <w:p>
@@ -315,7 +406,7 @@
         <w:jc w:val="both"/>
       </w:pPr>
       <w:r>
-        <w:t>To prevent readers from inferring contributions from the title, we also state four explicit non-claims up front (§1.4 of the full paper).</w:t>
+        <w:t>(iv) We report the descriptive distribution of experienced difficulty on assist09 and state explicitly that it is not a test of any candidate optimal value; about the 85% rule this paper makes no claim.To prevent readers from inferring contributions from the title, we also state four explicit non-claims up front (§1.4 of the full paper).</w:t>
       </w:r>
     </w:p>
     <w:p>
@@ -5742,7 +5833,7 @@
               <w:rPr>
                 <w:sz w:val="22"/>
               </w:rPr>
-              <w:t>Mode bootstrap 95% set (200 resamples by student)</w:t>
+              <w:t>Mode bootstrap 95% set (200 resamples by student; review §3.3 requires ≥ 2,000 — rerun pending the assist09 source data)</w:t>
             </w:r>
           </w:p>
         </w:tc>
@@ -5773,7 +5864,7 @@
               <w:rPr>
                 <w:sz w:val="22"/>
               </w:rPr>
-              <w:t xml:space="preserve"> (95.5% of resamples)</w:t>
+              <w:t xml:space="preserve"> (95.5% of resamples; Monte Carlo standard error ≈ 1.5 percentage points)</w:t>
             </w:r>
           </w:p>
         </w:tc>
@@ -6495,7 +6586,7 @@
         <w:jc w:val="both"/>
       </w:pPr>
       <w:r>
-        <w:t xml:space="preserve">Two readings are conservative and important. A large number of learning windows sit in the "overly difficult" region: the mean error rate 0.3511 is far above any version of an optimal value and the median 0.30 (success 70%) likewise; only 26.40% of windows fall in success 80–90% and 19.64% in 80–85%. And the mode is </w:t>
+        <w:t xml:space="preserve">Two readings are conservative and important.A large number of learning windows sit in the "overly difficult" region: the mean error rate 0.3511 is far above any version of an optimal value and the median 0.30 (success 70%) likewise; only 26.40% of windows fall in success 80–90% and 19.64% in 80–85%.And the mode is </w:t>
       </w:r>
       <w:r>
         <w:rPr>
@@ -6504,7 +6595,148 @@
         <w:t>not</w:t>
       </w:r>
       <w:r>
-        <w:t xml:space="preserve"> in the 80–85% band: the single most frequent value is 75% success, and its bootstrap set is {0.25} in 95.5% of resamples. This descriptive distribution supports neither the 15.87% error rule nor the claim that "the measured mode falls in the 80–85% band"; the latter is refuted by the distribution itself.</w:t>
+        <w:t xml:space="preserve"> in the 80–85% band: the single most frequent value is 75% success, and its bootstrap set is {0.25} in 95.5% of resamples.This is a distribution of </w:t>
+      </w:r>
+      <w:r>
+        <w:rPr>
+          <w:b/>
+        </w:rPr>
+        <w:t>experienced difficulty</w:t>
+      </w:r>
+      <w:r>
+        <w:t xml:space="preserve">, not a test of any candidate optimal value: about whether the 85% rule or the 80.7% value holds for real learners, this paper can say nothing.What the distribution does refute is a narrower </w:t>
+      </w:r>
+      <w:r>
+        <w:rPr>
+          <w:i/>
+        </w:rPr>
+        <w:t>descriptive</w:t>
+      </w:r>
+      <w:r>
+        <w:t xml:space="preserve"> claim — that the mode falls in the 80–85% success band — since the single most frequent value is 0.25 (75% success), and only 19.64% of windows fall in that band.</w:t>
+      </w:r>
+    </w:p>
+    <w:p>
+      <w:pPr>
+        <w:ind w:firstLine="360"/>
+        <w:jc w:val="both"/>
+      </w:pPr>
+      <w:r>
+        <w:rPr>
+          <w:b/>
+        </w:rPr>
+        <w:t>The mode is not the optimum, and the RQ2 decision rule is abolished (review §3.3, 2026-09-29).</w:t>
+      </w:r>
+      <w:r>
+        <w:t xml:space="preserve"> The most common speed on a motorway is 100 km/h, which does not show that 100 km/h is the most fuel-efficient — only that people drive that way; likewise this distribution is the distribution of </w:t>
+      </w:r>
+      <w:r>
+        <w:rPr>
+          <w:b/>
+        </w:rPr>
+        <w:t>experienced difficulty</w:t>
+      </w:r>
+      <w:r>
+        <w:t xml:space="preserve"> jointly produced by the item-allocation policy and student ability.The first two ranks differ by only </w:t>
+      </w:r>
+      <w:r>
+        <w:rPr>
+          <w:b/>
+        </w:rPr>
+        <w:t>838 windows (0.29% of the total)</w:t>
+      </w:r>
+      <w:r>
+        <w:t xml:space="preserve"> and the five support points spanning error rates 0.15–0.35 carry </w:t>
+      </w:r>
+      <w:r>
+        <w:rPr>
+          <w:b/>
+        </w:rPr>
+        <w:t>49.3%</w:t>
+      </w:r>
+      <w:r>
+        <w:t xml:space="preserve"> of all windows almost flatly, so the reported object of this section is the </w:t>
+      </w:r>
+      <w:r>
+        <w:rPr>
+          <w:b/>
+        </w:rPr>
+        <w:t>shape</w:t>
+      </w:r>
+      <w:r>
+        <w:t xml:space="preserve"> of the distribution, not the position of the mode.</w:t>
+      </w:r>
+    </w:p>
+    <w:p>
+      <w:pPr>
+        <w:ind w:firstLine="360"/>
+        <w:jc w:val="both"/>
+      </w:pPr>
+      <w:r>
+        <w:t xml:space="preserve">The former RQ2 falsification conditions (deviation of the mode from [0.15, 0.20]; exclusion of 0.1587 and 0.193 from the confidence set) </w:t>
+      </w:r>
+      <w:r>
+        <w:rPr>
+          <w:b/>
+        </w:rPr>
+        <w:t>are abolished</w:t>
+      </w:r>
+      <w:r>
+        <w:t xml:space="preserve">: the support points are only multiples of 0.05, so 0.1587 and 0.193 could never have entered the set — the rule tests the discreteness of the support grid, not the optimal error rate.Per review §3.3 the bootstrap must be raised to </w:t>
+      </w:r>
+      <w:r>
+        <w:rPr>
+          <w:b/>
+        </w:rPr>
+        <w:t>≥ 2,000</w:t>
+      </w:r>
+      <w:r>
+        <w:t xml:space="preserve"> resamples; </w:t>
+      </w:r>
+      <w:r>
+        <w:rPr>
+          <w:rFonts w:ascii="Courier New" w:hAnsi="Courier New"/>
+          <w:sz w:val="22"/>
+        </w:rPr>
+        <w:t>BOOT</w:t>
+      </w:r>
+      <w:r>
+        <w:t xml:space="preserve"> in </w:t>
+      </w:r>
+      <w:r>
+        <w:rPr>
+          <w:rFonts w:ascii="Courier New" w:hAnsi="Courier New"/>
+          <w:sz w:val="22"/>
+        </w:rPr>
+        <w:t>results/code/m1_real_data.py</w:t>
+      </w:r>
+      <w:r>
+        <w:t xml:space="preserve"> has been set to 2000 accordingly, but the rerun needs the original assist09 data (</w:t>
+      </w:r>
+      <w:r>
+        <w:rPr>
+          <w:rFonts w:ascii="Courier New" w:hAnsi="Courier New"/>
+          <w:sz w:val="22"/>
+        </w:rPr>
+        <w:t>data/assist09_corrected.csv</w:t>
+      </w:r>
+      <w:r>
+        <w:t>), which is absent from this working copy, so the 2,000-resample result is pending and the 200-resample figures above are a record only, not a basis for conclusions (Monte Carlo standard error ≈ 1.5 percentage points, just above the 95% threshold).</w:t>
+      </w:r>
+    </w:p>
+    <w:p>
+      <w:pPr>
+        <w:ind w:firstLine="360"/>
+        <w:jc w:val="both"/>
+      </w:pPr>
+      <w:r>
+        <w:t xml:space="preserve">Wilson et al.'s optimal error rate under Cauchy noise happens also to be 0.25; </w:t>
+      </w:r>
+      <w:r>
+        <w:rPr>
+          <w:b/>
+        </w:rPr>
+        <w:t>this paper claims nothing from that coincidence.</w:t>
       </w:r>
     </w:p>
     <w:p>
@@ -6518,7 +6750,7 @@
           <w:color w:val="000000"/>
           <w:sz w:val="24"/>
         </w:rPr>
-        <w:t>8.2 The causal side</w:t>
+        <w:t>8.2 The causal side — removed from this paper</w:t>
       </w:r>
     </w:p>
     <w:p>
@@ -6527,16 +6759,25 @@
         <w:jc w:val="both"/>
       </w:pPr>
       <w:r>
-        <w:t xml:space="preserve">The preregistered causal design (dose construction, endpoint definition, AIPW/DR estimation, non-monotonicity test, robustness procedures) was executed on three public logs under a "freeze first, then touch the endpoint" identification strategy. It detected </w:t>
+        <w:t xml:space="preserve">The preregistered AIPW/DR dose–response analysis was executed on 2026-09-24. </w:t>
       </w:r>
       <w:r>
         <w:rPr>
           <w:b/>
         </w:rPr>
-        <w:t>no internal optimum</w:t>
+        <w:t>It did not pass the preregistered positive-control criterion, and its implementation differs from the frozen protocol document in four places; its results are therefore not interpretable, and this paper makes no confirmatory reading of them.</w:t>
       </w:r>
       <w:r>
-        <w:t>, μ(d) rises overall with dose, and the Junyi time-inverted negative control is significant, so all causal readings are downgraded to associational evidence. Of the seven preregistered hypotheses, H1 (linear fusion unstable under monotone reparameterisation) is tested and holds; H2 is partially tested with the criterion changed; H3 and H7 are not executed; H4 is executed but its premise is not supported; H5 (U-shaped dose response) is executed and not supported; H6 is partial.</w:t>
+        <w:t xml:space="preserve"> Accordingly the causal side (the corresponding sections and hypotheses H4 and H5) has been </w:t>
+      </w:r>
+      <w:r>
+        <w:rPr>
+          <w:b/>
+        </w:rPr>
+        <w:t>removed from this paper</w:t>
+      </w:r>
+      <w:r>
+        <w:t xml:space="preserve"> and transferred to a separate fourth paper, listed as row 4 of the research-plan §7.1 table. A second version of the identification strategy must be committed and tagged before any re-execution; until then this paper makes no causal claim about the optimal error rate.</w:t>
       </w:r>
     </w:p>
     <w:tbl>
@@ -6828,13 +7069,13 @@
                 <w:b/>
                 <w:sz w:val="22"/>
               </w:rPr>
-              <w:t>Executed, premise not supported</w:t>
+              <w:t>Removed from this paper</w:t>
             </w:r>
             <w:r>
               <w:rPr>
                 <w:sz w:val="22"/>
               </w:rPr>
-              <w:t xml:space="preserve"> — no internal optimum detected</w:t>
+              <w:t xml:space="preserve"> — transferred to the fourth paper (§8.2)</w:t>
             </w:r>
           </w:p>
         </w:tc>
@@ -6885,13 +7126,13 @@
                 <w:b/>
                 <w:sz w:val="22"/>
               </w:rPr>
-              <w:t>Executed, not supported</w:t>
+              <w:t>Removed from this paper</w:t>
             </w:r>
             <w:r>
               <w:rPr>
                 <w:sz w:val="22"/>
               </w:rPr>
-              <w:t xml:space="preserve"> — μ(d) rises with dose; downgraded to associational</w:t>
+              <w:t xml:space="preserve"> — transferred to the fourth paper (§8.2)</w:t>
             </w:r>
           </w:p>
         </w:tc>
@@ -7199,10 +7440,10 @@
         <w:rPr>
           <w:b/>
         </w:rPr>
-        <w:t>Causal side executed, result negative</w:t>
+        <w:t>Causal side removed from this paper (review §2.2, 2026-09-29)</w:t>
       </w:r>
       <w:r>
-        <w:t>: AIPW/DR, dose–response and negative control were run under a frozen identification strategy; no internal optimum was detected and the Junyi negative control is significant, so the causal claims are downgraded to associational.</w:t>
+        <w:t>: the preregistered AIPW/DR dose–response analysis was executed on 2026-09-24, but it did not pass the positive-control criterion and its implementation differs from the frozen protocol document; its results are not interpretable and this paper makes no confirmatory reading of them. The causal side has been transferred to the fourth paper (see §8.2).</w:t>
       </w:r>
     </w:p>
     <w:p>
@@ -7339,6 +7580,12 @@
       <w:r>
         <w:t>We rewrote the question "can difficulty be measured on one common scale," which engineering practice had skipped, into a falsifiable measurement proposition, and answered it on synthetic data and four public learning-log corpora.</w:t>
       </w:r>
+    </w:p>
+    <w:p>
+      <w:pPr>
+        <w:ind w:firstLine="360"/>
+        <w:jc w:val="both"/>
+      </w:pPr>
       <w:r>
         <w:rPr>
           <w:b/>
@@ -7356,16 +7603,7 @@
         <w:t>srw7</w:t>
       </w:r>
       <w:r>
-        <w:t xml:space="preserve"> plus λ*(k); and the descriptive error-rate distribution supports neither the 15.87% rule nor the 80–85% band claim.</w:t>
-      </w:r>
-    </w:p>
-    <w:p>
-      <w:pPr>
-        <w:ind w:firstLine="360"/>
-        <w:jc w:val="both"/>
-      </w:pPr>
-      <w:r>
-        <w:t>The single most transferable warning is that a consistency gain is not a predictive-power gain.</w:t>
+        <w:t xml:space="preserve"> plus λ*(k); and the descriptive error-rate distribution is a distribution of experienced difficulty rather than a test of the optimal error rate — about the 85% rule this paper can say nothing.The single most transferable warning is that a consistency gain is not a predictive-power gain.</w:t>
       </w:r>
     </w:p>
     <w:p>
